--- a/06_산출물_문서/2계층_절차서/QP-904_경영검토.docx
+++ b/06_산출물_문서/2계층_절차서/QP-904_경영검토.docx
@@ -270,11 +270,11 @@
     </w:p>
     <w:tbl>
       <w:tblPr>
-        <w:tblW w:w="8788" w:type="dxa"/>
         <w:tblCellMar>
           <w:left w:w="108" w:type="dxa"/>
           <w:right w:w="108" w:type="dxa"/>
         </w:tblCellMar>
+        <w:tblW w:w="8788" w:type="dxa"/>
         <w:tblBorders>
           <w:top w:val="single" w:sz="4" w:color="2E74B5" w:space="0"/>
           <w:left w:val="single" w:sz="4" w:color="2E74B5" w:space="0"/>
@@ -294,13 +294,13 @@
         <w:tc>
           <w:tcPr>
             <w:tcW w:w="1500" w:type="dxa"/>
-            <w:shd w:val="clear" w:color="auto" w:fill="D9D9D9"/>
-            <w:tcMar>
-              <w:top w:w="60" w:type="dxa"/>
-              <w:left w:w="120" w:type="dxa"/>
-              <w:bottom w:w="60" w:type="dxa"/>
-              <w:right w:w="120" w:type="dxa"/>
-            </w:tcMar>
+            <w:tcMar>
+              <w:top w:w="60" w:type="dxa"/>
+              <w:left w:w="120" w:type="dxa"/>
+              <w:bottom w:w="60" w:type="dxa"/>
+              <w:right w:w="120" w:type="dxa"/>
+            </w:tcMar>
+            <w:shd w:val="clear" w:color="auto" w:fill="DEEAF1"/>
           </w:tcPr>
           <w:p>
             <w:pPr>
@@ -320,13 +320,13 @@
         <w:tc>
           <w:tcPr>
             <w:tcW w:w="2800" w:type="dxa"/>
-            <w:shd w:val="clear" w:color="auto" w:fill="D9D9D9"/>
-            <w:tcMar>
-              <w:top w:w="60" w:type="dxa"/>
-              <w:left w:w="120" w:type="dxa"/>
-              <w:bottom w:w="60" w:type="dxa"/>
-              <w:right w:w="120" w:type="dxa"/>
-            </w:tcMar>
+            <w:tcMar>
+              <w:top w:w="60" w:type="dxa"/>
+              <w:left w:w="120" w:type="dxa"/>
+              <w:bottom w:w="60" w:type="dxa"/>
+              <w:right w:w="120" w:type="dxa"/>
+            </w:tcMar>
+            <w:shd w:val="clear" w:color="auto" w:fill="DEEAF1"/>
           </w:tcPr>
           <w:p>
             <w:pPr>
@@ -346,13 +346,13 @@
         <w:tc>
           <w:tcPr>
             <w:tcW w:w="2000" w:type="dxa"/>
-            <w:shd w:val="clear" w:color="auto" w:fill="D9D9D9"/>
-            <w:tcMar>
-              <w:top w:w="60" w:type="dxa"/>
-              <w:left w:w="120" w:type="dxa"/>
-              <w:bottom w:w="60" w:type="dxa"/>
-              <w:right w:w="120" w:type="dxa"/>
-            </w:tcMar>
+            <w:tcMar>
+              <w:top w:w="60" w:type="dxa"/>
+              <w:left w:w="120" w:type="dxa"/>
+              <w:bottom w:w="60" w:type="dxa"/>
+              <w:right w:w="120" w:type="dxa"/>
+            </w:tcMar>
+            <w:shd w:val="clear" w:color="auto" w:fill="DEEAF1"/>
           </w:tcPr>
           <w:p>
             <w:pPr>
@@ -372,13 +372,13 @@
         <w:tc>
           <w:tcPr>
             <w:tcW w:w="2488" w:type="dxa"/>
-            <w:shd w:val="clear" w:color="auto" w:fill="D9D9D9"/>
-            <w:tcMar>
-              <w:top w:w="60" w:type="dxa"/>
-              <w:left w:w="120" w:type="dxa"/>
-              <w:bottom w:w="60" w:type="dxa"/>
-              <w:right w:w="120" w:type="dxa"/>
-            </w:tcMar>
+            <w:tcMar>
+              <w:top w:w="60" w:type="dxa"/>
+              <w:left w:w="120" w:type="dxa"/>
+              <w:bottom w:w="60" w:type="dxa"/>
+              <w:right w:w="120" w:type="dxa"/>
+            </w:tcMar>
+            <w:shd w:val="clear" w:color="auto" w:fill="DEEAF1"/>
           </w:tcPr>
           <w:p>
             <w:pPr>
@@ -528,11 +528,18 @@
         <w:tc>
           <w:tcPr>
             <w:tcW w:w="2488" w:type="dxa"/>
+            <w:tcMar>
+              <w:top w:w="60" w:type="dxa"/>
+              <w:left w:w="120" w:type="dxa"/>
+              <w:bottom w:w="60" w:type="dxa"/>
+              <w:right w:w="120" w:type="dxa"/>
+            </w:tcMar>
           </w:tcPr>
           <w:p>
             <w:pPr>
               <w:jc w:val="left"/>
               <w:spacing w:before="200" w:after="200"/>
+              <w:wordWrap w:val="1"/>
             </w:pPr>
             <w:r>
               <w:rPr>
@@ -598,11 +605,18 @@
         <w:tc>
           <w:tcPr>
             <w:tcW w:w="2488" w:type="dxa"/>
+            <w:tcMar>
+              <w:top w:w="60" w:type="dxa"/>
+              <w:left w:w="120" w:type="dxa"/>
+              <w:bottom w:w="60" w:type="dxa"/>
+              <w:right w:w="120" w:type="dxa"/>
+            </w:tcMar>
           </w:tcPr>
           <w:p>
             <w:pPr>
               <w:jc w:val="left"/>
               <w:spacing w:before="200" w:after="200"/>
+              <w:wordWrap w:val="1"/>
             </w:pPr>
             <w:r>
               <w:rPr>
@@ -1147,7 +1161,7 @@
         </w:trPr>
         <w:tc>
           <w:tcPr>
-            <w:tcW w:w="2460" w:type="dxa"/>
+            <w:tcW w:w="2658" w:type="dxa"/>
             <w:tcMar>
               <w:top w:w="60" w:type="dxa"/>
               <w:left w:w="120" w:type="dxa"/>
@@ -1168,7 +1182,7 @@
         </w:tc>
         <w:tc>
           <w:tcPr>
-            <w:tcW w:w="6328" w:type="dxa"/>
+            <w:tcW w:w="6130" w:type="dxa"/>
             <w:tcMar>
               <w:top w:w="60" w:type="dxa"/>
               <w:left w:w="120" w:type="dxa"/>
@@ -1190,9 +1204,7 @@
       </w:tr>
       <w:tr>
         <w:tc>
-          <w:tcPr>
-            <w:tcW w:w="2460" w:type="dxa"/>
-          </w:tcPr>
+          <w:tcPr/>
           <w:p>
             <w:pPr>
               <w:pStyle w:val="Compact"/>
@@ -1204,7 +1216,7 @@
         </w:tc>
         <w:tc>
           <w:tcPr>
-            <w:tcW w:w="6328" w:type="dxa"/>
+            <w:tcW w:w="6130" w:type="dxa"/>
             <w:tcMar>
               <w:top w:w="60" w:type="dxa"/>
               <w:left w:w="120" w:type="dxa"/>
@@ -1237,6 +1249,7 @@
         </w:tc>
         <w:tc>
           <w:tcPr>
+            <w:tcW w:w="6130" w:type="dxa"/>
             <w:tcMar>
               <w:top w:w="60" w:type="dxa"/>
               <w:left w:w="120" w:type="dxa"/>
@@ -1268,9 +1281,7 @@
           </w:p>
         </w:tc>
         <w:tc>
-          <w:tcPr>
-            <w:tcW w:w="6328" w:type="dxa"/>
-          </w:tcPr>
+          <w:tcPr/>
           <w:p>
             <w:pPr>
               <w:pStyle w:val="Compact"/>
@@ -1283,19 +1294,10 @@
       </w:tr>
       <w:tr>
         <w:tc>
-          <w:tcPr>
-            <w:tcW w:w="2460" w:type="dxa"/>
-            <w:tcMar>
-              <w:top w:w="60" w:type="dxa"/>
-              <w:left w:w="120" w:type="dxa"/>
-              <w:bottom w:w="60" w:type="dxa"/>
-              <w:right w:w="120" w:type="dxa"/>
-            </w:tcMar>
-          </w:tcPr>
-          <w:p>
-            <w:pPr>
-              <w:pStyle w:val="Compact"/>
-              <w:wordWrap w:val="1"/>
+          <w:tcPr/>
+          <w:p>
+            <w:pPr>
+              <w:pStyle w:val="Compact"/>
             </w:pPr>
             <w:r>
               <w:t xml:space="preserve">외부 환경</w:t>
@@ -1304,6 +1306,7 @@
         </w:tc>
         <w:tc>
           <w:tcPr>
+            <w:tcW w:w="6130" w:type="dxa"/>
             <w:tcMar>
               <w:top w:w="60" w:type="dxa"/>
               <w:left w:w="120" w:type="dxa"/>
@@ -1357,7 +1360,7 @@
         </w:trPr>
         <w:tc>
           <w:tcPr>
-            <w:tcW w:w="2460" w:type="dxa"/>
+            <w:tcW w:w="2293" w:type="dxa"/>
             <w:tcMar>
               <w:top w:w="60" w:type="dxa"/>
               <w:left w:w="120" w:type="dxa"/>
@@ -1378,7 +1381,7 @@
         </w:tc>
         <w:tc>
           <w:tcPr>
-            <w:tcW w:w="6328" w:type="dxa"/>
+            <w:tcW w:w="6495" w:type="dxa"/>
             <w:tcMar>
               <w:top w:w="60" w:type="dxa"/>
               <w:left w:w="120" w:type="dxa"/>
@@ -1400,9 +1403,7 @@
       </w:tr>
       <w:tr>
         <w:tc>
-          <w:tcPr>
-            <w:tcW w:w="2460" w:type="dxa"/>
-          </w:tcPr>
+          <w:tcPr/>
           <w:p>
             <w:pPr>
               <w:pStyle w:val="Compact"/>
@@ -1414,7 +1415,7 @@
         </w:tc>
         <w:tc>
           <w:tcPr>
-            <w:tcW w:w="6328" w:type="dxa"/>
+            <w:tcW w:w="6495" w:type="dxa"/>
             <w:tcMar>
               <w:top w:w="60" w:type="dxa"/>
               <w:left w:w="120" w:type="dxa"/>
@@ -1447,6 +1448,7 @@
         </w:tc>
         <w:tc>
           <w:tcPr>
+            <w:tcW w:w="6495" w:type="dxa"/>
             <w:tcMar>
               <w:top w:w="60" w:type="dxa"/>
               <w:left w:w="120" w:type="dxa"/>
@@ -1478,9 +1480,7 @@
           </w:p>
         </w:tc>
         <w:tc>
-          <w:tcPr>
-            <w:tcW w:w="6328" w:type="dxa"/>
-          </w:tcPr>
+          <w:tcPr/>
           <w:p>
             <w:pPr>
               <w:pStyle w:val="Compact"/>
@@ -1493,19 +1493,10 @@
       </w:tr>
       <w:tr>
         <w:tc>
-          <w:tcPr>
-            <w:tcW w:w="2460" w:type="dxa"/>
-            <w:tcMar>
-              <w:top w:w="60" w:type="dxa"/>
-              <w:left w:w="120" w:type="dxa"/>
-              <w:bottom w:w="60" w:type="dxa"/>
-              <w:right w:w="120" w:type="dxa"/>
-            </w:tcMar>
-          </w:tcPr>
-          <w:p>
-            <w:pPr>
-              <w:pStyle w:val="Compact"/>
-              <w:wordWrap w:val="1"/>
+          <w:tcPr/>
+          <w:p>
+            <w:pPr>
+              <w:pStyle w:val="Compact"/>
             </w:pPr>
             <w:r>
               <w:t xml:space="preserve">QP-501</w:t>
@@ -1513,10 +1504,19 @@
           </w:p>
         </w:tc>
         <w:tc>
-          <w:tcPr/>
-          <w:p>
-            <w:pPr>
-              <w:pStyle w:val="Compact"/>
+          <w:tcPr>
+            <w:tcW w:w="6495" w:type="dxa"/>
+            <w:tcMar>
+              <w:top w:w="60" w:type="dxa"/>
+              <w:left w:w="120" w:type="dxa"/>
+              <w:bottom w:w="60" w:type="dxa"/>
+              <w:right w:w="120" w:type="dxa"/>
+            </w:tcMar>
+          </w:tcPr>
+          <w:p>
+            <w:pPr>
+              <w:pStyle w:val="Compact"/>
+              <w:wordWrap w:val="1"/>
             </w:pPr>
             <w:r>
               <w:t xml:space="preserve">품질방침/목표 관리 절차서</w:t>
@@ -1550,18 +1550,10 @@
       </w:tr>
       <w:tr>
         <w:tc>
-          <w:tcPr>
-            <w:tcMar>
-              <w:top w:w="60" w:type="dxa"/>
-              <w:left w:w="120" w:type="dxa"/>
-              <w:bottom w:w="60" w:type="dxa"/>
-              <w:right w:w="120" w:type="dxa"/>
-            </w:tcMar>
-          </w:tcPr>
-          <w:p>
-            <w:pPr>
-              <w:pStyle w:val="Compact"/>
-              <w:wordWrap w:val="1"/>
+          <w:tcPr/>
+          <w:p>
+            <w:pPr>
+              <w:pStyle w:val="Compact"/>
             </w:pPr>
             <w:r>
               <w:t xml:space="preserve">QP-1001</w:t>
@@ -1569,18 +1561,10 @@
           </w:p>
         </w:tc>
         <w:tc>
-          <w:tcPr>
-            <w:tcMar>
-              <w:top w:w="60" w:type="dxa"/>
-              <w:left w:w="120" w:type="dxa"/>
-              <w:bottom w:w="60" w:type="dxa"/>
-              <w:right w:w="120" w:type="dxa"/>
-            </w:tcMar>
-          </w:tcPr>
-          <w:p>
-            <w:pPr>
-              <w:pStyle w:val="Compact"/>
-              <w:wordWrap w:val="1"/>
+          <w:tcPr/>
+          <w:p>
+            <w:pPr>
+              <w:pStyle w:val="Compact"/>
             </w:pPr>
             <w:r>
               <w:t xml:space="preserve">부적합/시정조치 관리 절차서</w:t>
@@ -1624,7 +1608,7 @@
         </w:trPr>
         <w:tc>
           <w:tcPr>
-            <w:tcW w:w="2460" w:type="dxa"/>
+            <w:tcW w:w="3000" w:type="dxa"/>
             <w:tcMar>
               <w:top w:w="60" w:type="dxa"/>
               <w:left w:w="120" w:type="dxa"/>
@@ -1645,7 +1629,7 @@
         </w:tc>
         <w:tc>
           <w:tcPr>
-            <w:tcW w:w="6328" w:type="dxa"/>
+            <w:tcW w:w="5788" w:type="dxa"/>
             <w:tcMar>
               <w:top w:w="60" w:type="dxa"/>
               <w:left w:w="120" w:type="dxa"/>
@@ -1667,9 +1651,7 @@
       </w:tr>
       <w:tr>
         <w:tc>
-          <w:tcPr>
-            <w:tcW w:w="2460" w:type="dxa"/>
-          </w:tcPr>
+          <w:tcPr/>
           <w:p>
             <w:pPr>
               <w:pStyle w:val="Compact"/>
@@ -1681,7 +1663,7 @@
         </w:tc>
         <w:tc>
           <w:tcPr>
-            <w:tcW w:w="6328" w:type="dxa"/>
+            <w:tcW w:w="5788" w:type="dxa"/>
             <w:tcMar>
               <w:top w:w="60" w:type="dxa"/>
               <w:left w:w="120" w:type="dxa"/>
@@ -1714,7 +1696,7 @@
         </w:tc>
         <w:tc>
           <w:tcPr>
-            <w:tcW w:w="6328" w:type="dxa"/>
+            <w:tcW w:w="5788" w:type="dxa"/>
             <w:tcMar>
               <w:top w:w="60" w:type="dxa"/>
               <w:left w:w="120" w:type="dxa"/>
@@ -1771,7 +1753,7 @@
         </w:tc>
         <w:tc>
           <w:tcPr>
-            <w:tcW w:w="6328" w:type="dxa"/>
+            <w:tcW w:w="5788" w:type="dxa"/>
             <w:tcMar>
               <w:top w:w="60" w:type="dxa"/>
               <w:left w:w="120" w:type="dxa"/>
@@ -1840,18 +1822,10 @@
       </w:tr>
       <w:tr>
         <w:tc>
-          <w:tcPr>
-            <w:tcMar>
-              <w:top w:w="60" w:type="dxa"/>
-              <w:left w:w="120" w:type="dxa"/>
-              <w:bottom w:w="60" w:type="dxa"/>
-              <w:right w:w="120" w:type="dxa"/>
-            </w:tcMar>
-          </w:tcPr>
-          <w:p>
-            <w:pPr>
-              <w:pStyle w:val="Compact"/>
-              <w:wordWrap w:val="1"/>
+          <w:tcPr/>
+          <w:p>
+            <w:pPr>
+              <w:pStyle w:val="Compact"/>
             </w:pPr>
             <w:r>
               <w:t xml:space="preserve">납기 준수율 (OTD)</w:t>
@@ -1859,18 +1833,10 @@
           </w:p>
         </w:tc>
         <w:tc>
-          <w:tcPr>
-            <w:tcMar>
-              <w:top w:w="60" w:type="dxa"/>
-              <w:left w:w="120" w:type="dxa"/>
-              <w:bottom w:w="60" w:type="dxa"/>
-              <w:right w:w="120" w:type="dxa"/>
-            </w:tcMar>
-          </w:tcPr>
-          <w:p>
-            <w:pPr>
-              <w:pStyle w:val="Compact"/>
-              <w:wordWrap w:val="1"/>
+          <w:tcPr/>
+          <w:p>
+            <w:pPr>
+              <w:pStyle w:val="Compact"/>
             </w:pPr>
             <w:r>
               <w:t xml:space="preserve">On-Time Delivery — 약속된 납기에 맞춰 인도한 비율</w:t>
@@ -1914,7 +1880,7 @@
         </w:trPr>
         <w:tc>
           <w:tcPr>
-            <w:tcW w:w="2460" w:type="dxa"/>
+            <w:tcW w:w="2592" w:type="dxa"/>
             <w:tcMar>
               <w:top w:w="60" w:type="dxa"/>
               <w:left w:w="120" w:type="dxa"/>
@@ -1935,7 +1901,7 @@
         </w:tc>
         <w:tc>
           <w:tcPr>
-            <w:tcW w:w="6328" w:type="dxa"/>
+            <w:tcW w:w="6196" w:type="dxa"/>
             <w:tcMar>
               <w:top w:w="60" w:type="dxa"/>
               <w:left w:w="120" w:type="dxa"/>
@@ -1957,9 +1923,7 @@
       </w:tr>
       <w:tr>
         <w:tc>
-          <w:tcPr>
-            <w:tcW w:w="2460" w:type="dxa"/>
-          </w:tcPr>
+          <w:tcPr/>
           <w:p>
             <w:pPr>
               <w:pStyle w:val="Compact"/>
@@ -1975,7 +1939,7 @@
         </w:tc>
         <w:tc>
           <w:tcPr>
-            <w:tcW w:w="6328" w:type="dxa"/>
+            <w:tcW w:w="6196" w:type="dxa"/>
             <w:tcMar>
               <w:top w:w="60" w:type="dxa"/>
               <w:left w:w="120" w:type="dxa"/>
@@ -2011,10 +1975,19 @@
           </w:p>
         </w:tc>
         <w:tc>
-          <w:tcPr/>
-          <w:p>
-            <w:pPr>
-              <w:pStyle w:val="Compact"/>
+          <w:tcPr>
+            <w:tcW w:w="6196" w:type="dxa"/>
+            <w:tcMar>
+              <w:top w:w="60" w:type="dxa"/>
+              <w:left w:w="120" w:type="dxa"/>
+              <w:bottom w:w="60" w:type="dxa"/>
+              <w:right w:w="120" w:type="dxa"/>
+            </w:tcMar>
+          </w:tcPr>
+          <w:p>
+            <w:pPr>
+              <w:pStyle w:val="Compact"/>
+              <w:wordWrap w:val="1"/>
             </w:pPr>
             <w:r>
               <w:t xml:space="preserve">경영검토 자료 총괄 준비; 경영검토 의제 조율; 검토 결과 이행 추적; QMS 성과 보고</w:t>
@@ -2039,9 +2012,7 @@
           </w:p>
         </w:tc>
         <w:tc>
-          <w:tcPr>
-            <w:tcW w:w="6328" w:type="dxa"/>
-          </w:tcPr>
+          <w:tcPr/>
           <w:p>
             <w:pPr>
               <w:pStyle w:val="Compact"/>
@@ -2054,19 +2025,10 @@
       </w:tr>
       <w:tr>
         <w:tc>
-          <w:tcPr>
-            <w:tcW w:w="2460" w:type="dxa"/>
-            <w:tcMar>
-              <w:top w:w="60" w:type="dxa"/>
-              <w:left w:w="120" w:type="dxa"/>
-              <w:bottom w:w="60" w:type="dxa"/>
-              <w:right w:w="120" w:type="dxa"/>
-            </w:tcMar>
-          </w:tcPr>
-          <w:p>
-            <w:pPr>
-              <w:pStyle w:val="Compact"/>
-              <w:wordWrap w:val="1"/>
+          <w:tcPr/>
+          <w:p>
+            <w:pPr>
+              <w:pStyle w:val="Compact"/>
             </w:pPr>
             <w:r>
               <w:rPr>
@@ -2079,6 +2041,7 @@
         </w:tc>
         <w:tc>
           <w:tcPr>
+            <w:tcW w:w="6196" w:type="dxa"/>
             <w:tcMar>
               <w:top w:w="60" w:type="dxa"/>
               <w:left w:w="120" w:type="dxa"/>
@@ -2268,18 +2231,10 @@
           </w:p>
         </w:tc>
         <w:tc>
-          <w:tcPr>
-            <w:tcMar>
-              <w:top w:w="60" w:type="dxa"/>
-              <w:left w:w="120" w:type="dxa"/>
-              <w:bottom w:w="60" w:type="dxa"/>
-              <w:right w:w="120" w:type="dxa"/>
-            </w:tcMar>
-          </w:tcPr>
-          <w:p>
-            <w:pPr>
-              <w:pStyle w:val="Compact"/>
-              <w:wordWrap w:val="1"/>
+          <w:tcPr/>
+          <w:p>
+            <w:pPr>
+              <w:pStyle w:val="Compact"/>
             </w:pPr>
             <w:r>
               <w:t xml:space="preserve">중대 품질 이슈, 조직 변경, 고객 요구 시</w:t>
@@ -2755,18 +2710,10 @@
       </w:tr>
       <w:tr>
         <w:tc>
-          <w:tcPr>
-            <w:tcMar>
-              <w:top w:w="60" w:type="dxa"/>
-              <w:left w:w="120" w:type="dxa"/>
-              <w:bottom w:w="60" w:type="dxa"/>
-              <w:right w:w="120" w:type="dxa"/>
-            </w:tcMar>
-          </w:tcPr>
-          <w:p>
-            <w:pPr>
-              <w:pStyle w:val="Compact"/>
-              <w:wordWrap w:val="1"/>
+          <w:tcPr/>
+          <w:p>
+            <w:pPr>
+              <w:pStyle w:val="Compact"/>
             </w:pPr>
             <w:r>
               <w:t xml:space="preserve">Tổng Giám Đốc (총경리)</w:t>
@@ -2774,18 +2721,10 @@
           </w:p>
         </w:tc>
         <w:tc>
-          <w:tcPr>
-            <w:tcMar>
-              <w:top w:w="60" w:type="dxa"/>
-              <w:left w:w="120" w:type="dxa"/>
-              <w:bottom w:w="60" w:type="dxa"/>
-              <w:right w:w="120" w:type="dxa"/>
-            </w:tcMar>
-          </w:tcPr>
-          <w:p>
-            <w:pPr>
-              <w:pStyle w:val="Compact"/>
-              <w:wordWrap w:val="1"/>
+          <w:tcPr/>
+          <w:p>
+            <w:pPr>
+              <w:pStyle w:val="Compact"/>
             </w:pPr>
             <w:r>
               <w:t xml:space="preserve">회의 주재 (CHỦ TRÌ)</w:t>
@@ -2879,18 +2818,10 @@
           </w:p>
         </w:tc>
         <w:tc>
-          <w:tcPr>
-            <w:tcMar>
-              <w:top w:w="60" w:type="dxa"/>
-              <w:left w:w="120" w:type="dxa"/>
-              <w:bottom w:w="60" w:type="dxa"/>
-              <w:right w:w="120" w:type="dxa"/>
-            </w:tcMar>
-          </w:tcPr>
-          <w:p>
-            <w:pPr>
-              <w:pStyle w:val="Compact"/>
-              <w:wordWrap w:val="1"/>
+          <w:tcPr/>
+          <w:p>
+            <w:pPr>
+              <w:pStyle w:val="Compact"/>
             </w:pPr>
             <w:r>
               <w:t xml:space="preserve">외부 전문가</w:t>
@@ -3803,7 +3734,7 @@
         </w:trPr>
         <w:tc>
           <w:tcPr>
-            <w:tcW w:w="2460" w:type="dxa"/>
+            <w:tcW w:w="3000" w:type="dxa"/>
             <w:tcMar>
               <w:top w:w="60" w:type="dxa"/>
               <w:left w:w="120" w:type="dxa"/>
@@ -3824,7 +3755,7 @@
         </w:tc>
         <w:tc>
           <w:tcPr>
-            <w:tcW w:w="6328" w:type="dxa"/>
+            <w:tcW w:w="5788" w:type="dxa"/>
             <w:tcMar>
               <w:top w:w="60" w:type="dxa"/>
               <w:left w:w="120" w:type="dxa"/>
@@ -3846,9 +3777,7 @@
       </w:tr>
       <w:tr>
         <w:tc>
-          <w:tcPr>
-            <w:tcW w:w="2460" w:type="dxa"/>
-          </w:tcPr>
+          <w:tcPr/>
           <w:p>
             <w:pPr>
               <w:pStyle w:val="Compact"/>
@@ -3864,7 +3793,7 @@
         </w:tc>
         <w:tc>
           <w:tcPr>
-            <w:tcW w:w="6328" w:type="dxa"/>
+            <w:tcW w:w="5788" w:type="dxa"/>
             <w:tcMar>
               <w:top w:w="60" w:type="dxa"/>
               <w:left w:w="120" w:type="dxa"/>
@@ -3901,6 +3830,7 @@
         </w:tc>
         <w:tc>
           <w:tcPr>
+            <w:tcW w:w="5788" w:type="dxa"/>
             <w:tcMar>
               <w:top w:w="60" w:type="dxa"/>
               <w:left w:w="120" w:type="dxa"/>
@@ -3936,9 +3866,7 @@
           </w:p>
         </w:tc>
         <w:tc>
-          <w:tcPr>
-            <w:tcW w:w="6328" w:type="dxa"/>
-          </w:tcPr>
+          <w:tcPr/>
           <w:p>
             <w:pPr>
               <w:pStyle w:val="Compact"/>
@@ -3951,19 +3879,10 @@
       </w:tr>
       <w:tr>
         <w:tc>
-          <w:tcPr>
-            <w:tcW w:w="2460" w:type="dxa"/>
-            <w:tcMar>
-              <w:top w:w="60" w:type="dxa"/>
-              <w:left w:w="120" w:type="dxa"/>
-              <w:bottom w:w="60" w:type="dxa"/>
-              <w:right w:w="120" w:type="dxa"/>
-            </w:tcMar>
-          </w:tcPr>
-          <w:p>
-            <w:pPr>
-              <w:pStyle w:val="Compact"/>
-              <w:wordWrap w:val="1"/>
+          <w:tcPr/>
+          <w:p>
+            <w:pPr>
+              <w:pStyle w:val="Compact"/>
             </w:pPr>
             <w:r>
               <w:rPr>
@@ -3975,10 +3894,19 @@
           </w:p>
         </w:tc>
         <w:tc>
-          <w:tcPr/>
-          <w:p>
-            <w:pPr>
-              <w:pStyle w:val="Compact"/>
+          <w:tcPr>
+            <w:tcW w:w="5788" w:type="dxa"/>
+            <w:tcMar>
+              <w:top w:w="60" w:type="dxa"/>
+              <w:left w:w="120" w:type="dxa"/>
+              <w:bottom w:w="60" w:type="dxa"/>
+              <w:right w:w="120" w:type="dxa"/>
+            </w:tcMar>
+          </w:tcPr>
+          <w:p>
+            <w:pPr>
+              <w:pStyle w:val="Compact"/>
+              <w:wordWrap w:val="1"/>
             </w:pPr>
             <w:r>
               <w:t xml:space="preserve">고객별 특수 요구사항 이행 현황</w:t>
@@ -3988,18 +3916,10 @@
       </w:tr>
       <w:tr>
         <w:tc>
-          <w:tcPr>
-            <w:tcMar>
-              <w:top w:w="60" w:type="dxa"/>
-              <w:left w:w="120" w:type="dxa"/>
-              <w:bottom w:w="60" w:type="dxa"/>
-              <w:right w:w="120" w:type="dxa"/>
-            </w:tcMar>
-          </w:tcPr>
-          <w:p>
-            <w:pPr>
-              <w:pStyle w:val="Compact"/>
-              <w:wordWrap w:val="1"/>
+          <w:tcPr/>
+          <w:p>
+            <w:pPr>
+              <w:pStyle w:val="Compact"/>
             </w:pPr>
             <w:r>
               <w:rPr>
@@ -4011,18 +3931,10 @@
           </w:p>
         </w:tc>
         <w:tc>
-          <w:tcPr>
-            <w:tcMar>
-              <w:top w:w="60" w:type="dxa"/>
-              <w:left w:w="120" w:type="dxa"/>
-              <w:bottom w:w="60" w:type="dxa"/>
-              <w:right w:w="120" w:type="dxa"/>
-            </w:tcMar>
-          </w:tcPr>
-          <w:p>
-            <w:pPr>
-              <w:pStyle w:val="Compact"/>
-              <w:wordWrap w:val="1"/>
+          <w:tcPr/>
+          <w:p>
+            <w:pPr>
+              <w:pStyle w:val="Compact"/>
             </w:pPr>
             <w:r>
               <w:t xml:space="preserve">항공우주 법규/규격 변경 영향</w:t>
@@ -4646,7 +4558,7 @@
         </w:trPr>
         <w:tc>
           <w:tcPr>
-            <w:tcW w:w="2460" w:type="dxa"/>
+            <w:tcW w:w="3000" w:type="dxa"/>
             <w:tcMar>
               <w:top w:w="60" w:type="dxa"/>
               <w:left w:w="120" w:type="dxa"/>
@@ -4667,7 +4579,7 @@
         </w:tc>
         <w:tc>
           <w:tcPr>
-            <w:tcW w:w="6328" w:type="dxa"/>
+            <w:tcW w:w="5788" w:type="dxa"/>
             <w:tcMar>
               <w:top w:w="60" w:type="dxa"/>
               <w:left w:w="120" w:type="dxa"/>
@@ -4689,9 +4601,7 @@
       </w:tr>
       <w:tr>
         <w:tc>
-          <w:tcPr>
-            <w:tcW w:w="2460" w:type="dxa"/>
-          </w:tcPr>
+          <w:tcPr/>
           <w:p>
             <w:pPr>
               <w:pStyle w:val="Compact"/>
@@ -4707,7 +4617,7 @@
         </w:tc>
         <w:tc>
           <w:tcPr>
-            <w:tcW w:w="6328" w:type="dxa"/>
+            <w:tcW w:w="5788" w:type="dxa"/>
             <w:tcMar>
               <w:top w:w="60" w:type="dxa"/>
               <w:left w:w="120" w:type="dxa"/>
@@ -4743,10 +4653,19 @@
           </w:p>
         </w:tc>
         <w:tc>
-          <w:tcPr/>
-          <w:p>
-            <w:pPr>
-              <w:pStyle w:val="Compact"/>
+          <w:tcPr>
+            <w:tcW w:w="5788" w:type="dxa"/>
+            <w:tcMar>
+              <w:top w:w="60" w:type="dxa"/>
+              <w:left w:w="120" w:type="dxa"/>
+              <w:bottom w:w="60" w:type="dxa"/>
+              <w:right w:w="120" w:type="dxa"/>
+            </w:tcMar>
+          </w:tcPr>
+          <w:p>
+            <w:pPr>
+              <w:pStyle w:val="Compact"/>
+              <w:wordWrap w:val="1"/>
             </w:pPr>
             <w:r>
               <w:t xml:space="preserve">프로세스, 절차서, 조직 구조 등의 변경 필요 사항</w:t>
@@ -4756,18 +4675,10 @@
       </w:tr>
       <w:tr>
         <w:tc>
-          <w:tcPr>
-            <w:tcMar>
-              <w:top w:w="60" w:type="dxa"/>
-              <w:left w:w="120" w:type="dxa"/>
-              <w:bottom w:w="60" w:type="dxa"/>
-              <w:right w:w="120" w:type="dxa"/>
-            </w:tcMar>
-          </w:tcPr>
-          <w:p>
-            <w:pPr>
-              <w:pStyle w:val="Compact"/>
-              <w:wordWrap w:val="1"/>
+          <w:tcPr/>
+          <w:p>
+            <w:pPr>
+              <w:pStyle w:val="Compact"/>
             </w:pPr>
             <w:r>
               <w:rPr>
@@ -4780,7 +4691,6 @@
         </w:tc>
         <w:tc>
           <w:tcPr>
-            <w:tcW w:w="6328" w:type="dxa"/>
             <w:tcMar>
               <w:top w:w="60" w:type="dxa"/>
               <w:left w:w="120" w:type="dxa"/>
@@ -4842,7 +4752,7 @@
         </w:trPr>
         <w:tc>
           <w:tcPr>
-            <w:tcW w:w="2460" w:type="dxa"/>
+            <w:tcW w:w="2541" w:type="dxa"/>
             <w:tcMar>
               <w:top w:w="60" w:type="dxa"/>
               <w:left w:w="120" w:type="dxa"/>
@@ -4863,7 +4773,7 @@
         </w:tc>
         <w:tc>
           <w:tcPr>
-            <w:tcW w:w="6328" w:type="dxa"/>
+            <w:tcW w:w="6247" w:type="dxa"/>
             <w:tcMar>
               <w:top w:w="60" w:type="dxa"/>
               <w:left w:w="120" w:type="dxa"/>
@@ -4885,9 +4795,7 @@
       </w:tr>
       <w:tr>
         <w:tc>
-          <w:tcPr>
-            <w:tcW w:w="2460" w:type="dxa"/>
-          </w:tcPr>
+          <w:tcPr/>
           <w:p>
             <w:pPr>
               <w:pStyle w:val="Compact"/>
@@ -4899,7 +4807,7 @@
         </w:tc>
         <w:tc>
           <w:tcPr>
-            <w:tcW w:w="6328" w:type="dxa"/>
+            <w:tcW w:w="6247" w:type="dxa"/>
             <w:tcMar>
               <w:top w:w="60" w:type="dxa"/>
               <w:left w:w="120" w:type="dxa"/>
@@ -4932,6 +4840,7 @@
         </w:tc>
         <w:tc>
           <w:tcPr>
+            <w:tcW w:w="6247" w:type="dxa"/>
             <w:tcMar>
               <w:top w:w="60" w:type="dxa"/>
               <w:left w:w="120" w:type="dxa"/>
@@ -4963,9 +4872,7 @@
           </w:p>
         </w:tc>
         <w:tc>
-          <w:tcPr>
-            <w:tcW w:w="6328" w:type="dxa"/>
-          </w:tcPr>
+          <w:tcPr/>
           <w:p>
             <w:pPr>
               <w:pStyle w:val="Compact"/>
@@ -4978,19 +4885,10 @@
       </w:tr>
       <w:tr>
         <w:tc>
-          <w:tcPr>
-            <w:tcW w:w="2460" w:type="dxa"/>
-            <w:tcMar>
-              <w:top w:w="60" w:type="dxa"/>
-              <w:left w:w="120" w:type="dxa"/>
-              <w:bottom w:w="60" w:type="dxa"/>
-              <w:right w:w="120" w:type="dxa"/>
-            </w:tcMar>
-          </w:tcPr>
-          <w:p>
-            <w:pPr>
-              <w:pStyle w:val="Compact"/>
-              <w:wordWrap w:val="1"/>
+          <w:tcPr/>
+          <w:p>
+            <w:pPr>
+              <w:pStyle w:val="Compact"/>
             </w:pPr>
             <w:r>
               <w:t xml:space="preserve">자원</w:t>
@@ -4998,10 +4896,19 @@
           </w:p>
         </w:tc>
         <w:tc>
-          <w:tcPr/>
-          <w:p>
-            <w:pPr>
-              <w:pStyle w:val="Compact"/>
+          <w:tcPr>
+            <w:tcW w:w="6247" w:type="dxa"/>
+            <w:tcMar>
+              <w:top w:w="60" w:type="dxa"/>
+              <w:left w:w="120" w:type="dxa"/>
+              <w:bottom w:w="60" w:type="dxa"/>
+              <w:right w:w="120" w:type="dxa"/>
+            </w:tcMar>
+          </w:tcPr>
+          <w:p>
+            <w:pPr>
+              <w:pStyle w:val="Compact"/>
+              <w:wordWrap w:val="1"/>
             </w:pPr>
             <w:r>
               <w:t xml:space="preserve">필요 자원 (예산, 인력 등)</w:t>
@@ -5035,18 +4942,10 @@
       </w:tr>
       <w:tr>
         <w:tc>
-          <w:tcPr>
-            <w:tcMar>
-              <w:top w:w="60" w:type="dxa"/>
-              <w:left w:w="120" w:type="dxa"/>
-              <w:bottom w:w="60" w:type="dxa"/>
-              <w:right w:w="120" w:type="dxa"/>
-            </w:tcMar>
-          </w:tcPr>
-          <w:p>
-            <w:pPr>
-              <w:pStyle w:val="Compact"/>
-              <w:wordWrap w:val="1"/>
+          <w:tcPr/>
+          <w:p>
+            <w:pPr>
+              <w:pStyle w:val="Compact"/>
             </w:pPr>
             <w:r>
               <w:t xml:space="preserve">추적 방법</w:t>
@@ -5054,18 +4953,10 @@
           </w:p>
         </w:tc>
         <w:tc>
-          <w:tcPr>
-            <w:tcMar>
-              <w:top w:w="60" w:type="dxa"/>
-              <w:left w:w="120" w:type="dxa"/>
-              <w:bottom w:w="60" w:type="dxa"/>
-              <w:right w:w="120" w:type="dxa"/>
-            </w:tcMar>
-          </w:tcPr>
-          <w:p>
-            <w:pPr>
-              <w:pStyle w:val="Compact"/>
-              <w:wordWrap w:val="1"/>
+          <w:tcPr/>
+          <w:p>
+            <w:pPr>
+              <w:pStyle w:val="Compact"/>
             </w:pPr>
             <w:r>
               <w:t xml:space="preserve">후속 확인 방법</w:t>
@@ -5139,7 +5030,7 @@
         </w:trPr>
         <w:tc>
           <w:tcPr>
-            <w:tcW w:w="2460" w:type="dxa"/>
+            <w:tcW w:w="2216" w:type="dxa"/>
             <w:tcMar>
               <w:top w:w="60" w:type="dxa"/>
               <w:left w:w="120" w:type="dxa"/>
@@ -5160,7 +5051,7 @@
         </w:tc>
         <w:tc>
           <w:tcPr>
-            <w:tcW w:w="6328" w:type="dxa"/>
+            <w:tcW w:w="6572" w:type="dxa"/>
             <w:tcMar>
               <w:top w:w="60" w:type="dxa"/>
               <w:left w:w="120" w:type="dxa"/>
@@ -5182,9 +5073,7 @@
       </w:tr>
       <w:tr>
         <w:tc>
-          <w:tcPr>
-            <w:tcW w:w="2460" w:type="dxa"/>
-          </w:tcPr>
+          <w:tcPr/>
           <w:p>
             <w:pPr>
               <w:pStyle w:val="Compact"/>
@@ -5196,7 +5085,7 @@
         </w:tc>
         <w:tc>
           <w:tcPr>
-            <w:tcW w:w="6328" w:type="dxa"/>
+            <w:tcW w:w="6572" w:type="dxa"/>
             <w:tcMar>
               <w:top w:w="60" w:type="dxa"/>
               <w:left w:w="120" w:type="dxa"/>
@@ -5229,6 +5118,7 @@
         </w:tc>
         <w:tc>
           <w:tcPr>
+            <w:tcW w:w="6572" w:type="dxa"/>
             <w:tcMar>
               <w:top w:w="60" w:type="dxa"/>
               <w:left w:w="120" w:type="dxa"/>
@@ -5260,9 +5150,7 @@
           </w:p>
         </w:tc>
         <w:tc>
-          <w:tcPr>
-            <w:tcW w:w="6328" w:type="dxa"/>
-          </w:tcPr>
+          <w:tcPr/>
           <w:p>
             <w:pPr>
               <w:pStyle w:val="Compact"/>
@@ -5275,19 +5163,10 @@
       </w:tr>
       <w:tr>
         <w:tc>
-          <w:tcPr>
-            <w:tcW w:w="2460" w:type="dxa"/>
-            <w:tcMar>
-              <w:top w:w="60" w:type="dxa"/>
-              <w:left w:w="120" w:type="dxa"/>
-              <w:bottom w:w="60" w:type="dxa"/>
-              <w:right w:w="120" w:type="dxa"/>
-            </w:tcMar>
-          </w:tcPr>
-          <w:p>
-            <w:pPr>
-              <w:pStyle w:val="Compact"/>
-              <w:wordWrap w:val="1"/>
+          <w:tcPr/>
+          <w:p>
+            <w:pPr>
+              <w:pStyle w:val="Compact"/>
             </w:pPr>
             <w:r>
               <w:t xml:space="preserve">목표 대비 실적</w:t>
@@ -5296,6 +5175,7 @@
         </w:tc>
         <w:tc>
           <w:tcPr>
+            <w:tcW w:w="6572" w:type="dxa"/>
             <w:tcMar>
               <w:top w:w="60" w:type="dxa"/>
               <w:left w:w="120" w:type="dxa"/>
@@ -5349,7 +5229,7 @@
         </w:trPr>
         <w:tc>
           <w:tcPr>
-            <w:tcW w:w="2460" w:type="dxa"/>
+            <w:tcW w:w="2878" w:type="dxa"/>
             <w:tcMar>
               <w:top w:w="60" w:type="dxa"/>
               <w:left w:w="120" w:type="dxa"/>
@@ -5370,7 +5250,7 @@
         </w:tc>
         <w:tc>
           <w:tcPr>
-            <w:tcW w:w="6328" w:type="dxa"/>
+            <w:tcW w:w="5910" w:type="dxa"/>
             <w:tcMar>
               <w:top w:w="60" w:type="dxa"/>
               <w:left w:w="120" w:type="dxa"/>
@@ -5392,9 +5272,7 @@
       </w:tr>
       <w:tr>
         <w:tc>
-          <w:tcPr>
-            <w:tcW w:w="2460" w:type="dxa"/>
-          </w:tcPr>
+          <w:tcPr/>
           <w:p>
             <w:pPr>
               <w:pStyle w:val="Compact"/>
@@ -5406,7 +5284,7 @@
         </w:tc>
         <w:tc>
           <w:tcPr>
-            <w:tcW w:w="6328" w:type="dxa"/>
+            <w:tcW w:w="5910" w:type="dxa"/>
             <w:tcMar>
               <w:top w:w="60" w:type="dxa"/>
               <w:left w:w="120" w:type="dxa"/>
@@ -5439,6 +5317,7 @@
         </w:tc>
         <w:tc>
           <w:tcPr>
+            <w:tcW w:w="5910" w:type="dxa"/>
             <w:tcMar>
               <w:top w:w="60" w:type="dxa"/>
               <w:left w:w="120" w:type="dxa"/>
@@ -5470,9 +5349,7 @@
           </w:p>
         </w:tc>
         <w:tc>
-          <w:tcPr>
-            <w:tcW w:w="6328" w:type="dxa"/>
-          </w:tcPr>
+          <w:tcPr/>
           <w:p>
             <w:pPr>
               <w:pStyle w:val="Compact"/>
@@ -5485,19 +5362,10 @@
       </w:tr>
       <w:tr>
         <w:tc>
-          <w:tcPr>
-            <w:tcW w:w="2460" w:type="dxa"/>
-            <w:tcMar>
-              <w:top w:w="60" w:type="dxa"/>
-              <w:left w:w="120" w:type="dxa"/>
-              <w:bottom w:w="60" w:type="dxa"/>
-              <w:right w:w="120" w:type="dxa"/>
-            </w:tcMar>
-          </w:tcPr>
-          <w:p>
-            <w:pPr>
-              <w:pStyle w:val="Compact"/>
-              <w:wordWrap w:val="1"/>
+          <w:tcPr/>
+          <w:p>
+            <w:pPr>
+              <w:pStyle w:val="Compact"/>
             </w:pPr>
             <w:r>
               <w:t xml:space="preserve">규제 변경</w:t>
@@ -5506,6 +5374,7 @@
         </w:tc>
         <w:tc>
           <w:tcPr>
+            <w:tcW w:w="5910" w:type="dxa"/>
             <w:tcMar>
               <w:top w:w="60" w:type="dxa"/>
               <w:left w:w="120" w:type="dxa"/>
@@ -5559,7 +5428,7 @@
         </w:trPr>
         <w:tc>
           <w:tcPr>
-            <w:tcW w:w="2460" w:type="dxa"/>
+            <w:tcW w:w="2736" w:type="dxa"/>
             <w:tcMar>
               <w:top w:w="60" w:type="dxa"/>
               <w:left w:w="120" w:type="dxa"/>
@@ -5580,7 +5449,7 @@
         </w:tc>
         <w:tc>
           <w:tcPr>
-            <w:tcW w:w="6328" w:type="dxa"/>
+            <w:tcW w:w="6052" w:type="dxa"/>
             <w:tcMar>
               <w:top w:w="60" w:type="dxa"/>
               <w:left w:w="120" w:type="dxa"/>
@@ -5602,19 +5471,10 @@
       </w:tr>
       <w:tr>
         <w:tc>
-          <w:tcPr>
-            <w:tcW w:w="2460" w:type="dxa"/>
-            <w:tcMar>
-              <w:top w:w="60" w:type="dxa"/>
-              <w:left w:w="120" w:type="dxa"/>
-              <w:bottom w:w="60" w:type="dxa"/>
-              <w:right w:w="120" w:type="dxa"/>
-            </w:tcMar>
-          </w:tcPr>
-          <w:p>
-            <w:pPr>
-              <w:pStyle w:val="Compact"/>
-              <w:wordWrap w:val="1"/>
+          <w:tcPr/>
+          <w:p>
+            <w:pPr>
+              <w:pStyle w:val="Compact"/>
             </w:pPr>
             <w:r>
               <w:t xml:space="preserve">리스크 등록부 현황</w:t>
@@ -5623,7 +5483,7 @@
         </w:tc>
         <w:tc>
           <w:tcPr>
-            <w:tcW w:w="6328" w:type="dxa"/>
+            <w:tcW w:w="6052" w:type="dxa"/>
             <w:tcMar>
               <w:top w:w="60" w:type="dxa"/>
               <w:left w:w="120" w:type="dxa"/>
@@ -5656,17 +5516,11 @@
         </w:tc>
         <w:tc>
           <w:tcPr>
-            <w:tcMar>
-              <w:top w:w="60" w:type="dxa"/>
-              <w:left w:w="120" w:type="dxa"/>
-              <w:bottom w:w="60" w:type="dxa"/>
-              <w:right w:w="120" w:type="dxa"/>
-            </w:tcMar>
-          </w:tcPr>
-          <w:p>
-            <w:pPr>
-              <w:pStyle w:val="Compact"/>
-              <w:wordWrap w:val="1"/>
+            <w:tcW w:w="6052" w:type="dxa"/>
+          </w:tcPr>
+          <w:p>
+            <w:pPr>
+              <w:pStyle w:val="Compact"/>
             </w:pPr>
             <w:r>
               <w:t xml:space="preserve">새로 식별된 리스크 및 대응 계획</w:t>
@@ -5687,19 +5541,10 @@
           </w:p>
         </w:tc>
         <w:tc>
-          <w:tcPr>
-            <w:tcW w:w="6328" w:type="dxa"/>
-            <w:tcMar>
-              <w:top w:w="60" w:type="dxa"/>
-              <w:left w:w="120" w:type="dxa"/>
-              <w:bottom w:w="60" w:type="dxa"/>
-              <w:right w:w="120" w:type="dxa"/>
-            </w:tcMar>
-          </w:tcPr>
-          <w:p>
-            <w:pPr>
-              <w:pStyle w:val="Compact"/>
-              <w:wordWrap w:val="1"/>
+          <w:tcPr/>
+          <w:p>
+            <w:pPr>
+              <w:pStyle w:val="Compact"/>
             </w:pPr>
             <w:r>
               <w:t xml:space="preserve">기존 리스크 완화 조치의 효과성</w:t>
@@ -5709,19 +5554,10 @@
       </w:tr>
       <w:tr>
         <w:tc>
-          <w:tcPr>
-            <w:tcW w:w="2460" w:type="dxa"/>
-            <w:tcMar>
-              <w:top w:w="60" w:type="dxa"/>
-              <w:left w:w="120" w:type="dxa"/>
-              <w:bottom w:w="60" w:type="dxa"/>
-              <w:right w:w="120" w:type="dxa"/>
-            </w:tcMar>
-          </w:tcPr>
-          <w:p>
-            <w:pPr>
-              <w:pStyle w:val="Compact"/>
-              <w:wordWrap w:val="1"/>
+          <w:tcPr/>
+          <w:p>
+            <w:pPr>
+              <w:pStyle w:val="Compact"/>
             </w:pPr>
             <w:r>
               <w:t xml:space="preserve">기회 활용</w:t>
@@ -5730,6 +5566,7 @@
         </w:tc>
         <w:tc>
           <w:tcPr>
+            <w:tcW w:w="6052" w:type="dxa"/>
             <w:tcMar>
               <w:top w:w="60" w:type="dxa"/>
               <w:left w:w="120" w:type="dxa"/>
@@ -5928,10 +5765,18 @@
           </w:p>
         </w:tc>
         <w:tc>
-          <w:tcPr/>
-          <w:p>
-            <w:pPr>
-              <w:pStyle w:val="Compact"/>
+          <w:tcPr>
+            <w:tcMar>
+              <w:top w:w="60" w:type="dxa"/>
+              <w:left w:w="120" w:type="dxa"/>
+              <w:bottom w:w="60" w:type="dxa"/>
+              <w:right w:w="120" w:type="dxa"/>
+            </w:tcMar>
+          </w:tcPr>
+          <w:p>
+            <w:pPr>
+              <w:pStyle w:val="Compact"/>
+              <w:wordWrap w:val="1"/>
             </w:pPr>
             <w:r>
               <w:t xml:space="preserve">QMR → 대표이사</w:t>
@@ -6044,7 +5889,7 @@
         </w:trPr>
         <w:tc>
           <w:tcPr>
-            <w:tcW w:w="2460" w:type="dxa"/>
+            <w:tcW w:w="2697" w:type="dxa"/>
             <w:tcMar>
               <w:top w:w="60" w:type="dxa"/>
               <w:left w:w="120" w:type="dxa"/>
@@ -6065,7 +5910,7 @@
         </w:tc>
         <w:tc>
           <w:tcPr>
-            <w:tcW w:w="6328" w:type="dxa"/>
+            <w:tcW w:w="6091" w:type="dxa"/>
             <w:tcMar>
               <w:top w:w="60" w:type="dxa"/>
               <w:left w:w="120" w:type="dxa"/>
@@ -6087,9 +5932,7 @@
       </w:tr>
       <w:tr>
         <w:tc>
-          <w:tcPr>
-            <w:tcW w:w="2460" w:type="dxa"/>
-          </w:tcPr>
+          <w:tcPr/>
           <w:p>
             <w:pPr>
               <w:pStyle w:val="Compact"/>
@@ -6101,7 +5944,7 @@
         </w:tc>
         <w:tc>
           <w:tcPr>
-            <w:tcW w:w="6328" w:type="dxa"/>
+            <w:tcW w:w="6091" w:type="dxa"/>
             <w:tcMar>
               <w:top w:w="60" w:type="dxa"/>
               <w:left w:w="120" w:type="dxa"/>
@@ -6134,7 +5977,7 @@
         </w:tc>
         <w:tc>
           <w:tcPr>
-            <w:tcW w:w="6328" w:type="dxa"/>
+            <w:tcW w:w="6091" w:type="dxa"/>
             <w:tcMar>
               <w:top w:w="60" w:type="dxa"/>
               <w:left w:w="120" w:type="dxa"/>
@@ -6155,18 +5998,10 @@
       </w:tr>
       <w:tr>
         <w:tc>
-          <w:tcPr>
-            <w:tcMar>
-              <w:top w:w="60" w:type="dxa"/>
-              <w:left w:w="120" w:type="dxa"/>
-              <w:bottom w:w="60" w:type="dxa"/>
-              <w:right w:w="120" w:type="dxa"/>
-            </w:tcMar>
-          </w:tcPr>
-          <w:p>
-            <w:pPr>
-              <w:pStyle w:val="Compact"/>
-              <w:wordWrap w:val="1"/>
+          <w:tcPr/>
+          <w:p>
+            <w:pPr>
+              <w:pStyle w:val="Compact"/>
             </w:pPr>
             <w:r>
               <w:t xml:space="preserve">2회 이상 기한 초과</w:t>
@@ -6496,7 +6331,6 @@
               <w:bottom w:w="60" w:type="dxa"/>
               <w:right w:w="120" w:type="dxa"/>
             </w:tcMar>
-            <w:shd w:val="clear" w:color="auto" w:fill="DEEAF1"/>
           </w:tcPr>
           <w:p>
             <w:pPr>
@@ -6516,7 +6350,6 @@
               <w:bottom w:w="60" w:type="dxa"/>
               <w:right w:w="120" w:type="dxa"/>
             </w:tcMar>
-            <w:shd w:val="clear" w:color="auto" w:fill="DEEAF1"/>
           </w:tcPr>
           <w:p>
             <w:pPr>
@@ -6536,7 +6369,6 @@
               <w:bottom w:w="60" w:type="dxa"/>
               <w:right w:w="120" w:type="dxa"/>
             </w:tcMar>
-            <w:shd w:val="clear" w:color="auto" w:fill="DEEAF1"/>
           </w:tcPr>
           <w:p>
             <w:pPr>
@@ -7107,314 +6939,478 @@
         <w:t xml:space="preserve">부록 A: 경영검토 프로세스 흐름도</w:t>
       </w:r>
     </w:p>
-    <w:p>
-      <w:pPr>
-        <w:pStyle w:val="SourceCode"/>
-      </w:pPr>
-      <w:r>
-        <w:rPr>
-          <w:rStyle w:val="VerbatimChar"/>
-        </w:rPr>
-        <w:t xml:space="preserve">┌──────────────┐     ┌──────────────┐     ┌──────────────┐</w:t>
-      </w:r>
-      <w:r>
-        <w:br/>
-      </w:r>
-      <w:r>
-        <w:rPr>
-          <w:rStyle w:val="VerbatimChar"/>
-        </w:rPr>
-        <w:t xml:space="preserve">│  연간 계획    │     │  데이터 수집  │     │  보고서 초안  │</w:t>
-      </w:r>
-      <w:r>
-        <w:br/>
-      </w:r>
-      <w:r>
-        <w:rPr>
-          <w:rStyle w:val="VerbatimChar"/>
-        </w:rPr>
-        <w:t xml:space="preserve">│  (주기 설정)  │────→│  (검토 2주전) │────→│  (검토 1주전) │</w:t>
-      </w:r>
-      <w:r>
-        <w:br/>
-      </w:r>
-      <w:r>
-        <w:rPr>
-          <w:rStyle w:val="VerbatimChar"/>
-        </w:rPr>
-        <w:t xml:space="preserve">└──────────────┘     └──────────────┘     └──────────────┘</w:t>
-      </w:r>
-      <w:r>
-        <w:br/>
-      </w:r>
-      <w:r>
-        <w:rPr>
-          <w:rStyle w:val="VerbatimChar"/>
-        </w:rPr>
-        <w:t xml:space="preserve">                                                │</w:t>
-      </w:r>
-      <w:r>
-        <w:br/>
-      </w:r>
-      <w:r>
-        <w:rPr>
-          <w:rStyle w:val="VerbatimChar"/>
-        </w:rPr>
-        <w:t xml:space="preserve">                         ┌──────────────────────┘</w:t>
-      </w:r>
-      <w:r>
-        <w:br/>
-      </w:r>
-      <w:r>
-        <w:rPr>
-          <w:rStyle w:val="VerbatimChar"/>
-        </w:rPr>
-        <w:t xml:space="preserve">                         ▼</w:t>
-      </w:r>
-      <w:r>
-        <w:br/>
-      </w:r>
-      <w:r>
-        <w:rPr>
-          <w:rStyle w:val="VerbatimChar"/>
-        </w:rPr>
-        <w:t xml:space="preserve">                  ┌──────────────────────────────┐</w:t>
-      </w:r>
-      <w:r>
-        <w:br/>
-      </w:r>
-      <w:r>
-        <w:rPr>
-          <w:rStyle w:val="VerbatimChar"/>
-        </w:rPr>
-        <w:t xml:space="preserve">                  │  경영검토 회의                  │</w:t>
-      </w:r>
-      <w:r>
-        <w:br/>
-      </w:r>
-      <w:r>
-        <w:rPr>
-          <w:rStyle w:val="VerbatimChar"/>
-        </w:rPr>
-        <w:t xml:space="preserve">                  │  (대표이사 주관, 약 2시간)       │</w:t>
-      </w:r>
-      <w:r>
-        <w:br/>
-      </w:r>
-      <w:r>
-        <w:rPr>
-          <w:rStyle w:val="VerbatimChar"/>
-        </w:rPr>
-        <w:t xml:space="preserve">                  │                               │</w:t>
-      </w:r>
-      <w:r>
-        <w:br/>
-      </w:r>
-      <w:r>
-        <w:rPr>
-          <w:rStyle w:val="VerbatimChar"/>
-        </w:rPr>
-        <w:t xml:space="preserve">                  │  입력: QMS 성과, 고객만족,      │</w:t>
-      </w:r>
-      <w:r>
-        <w:br/>
-      </w:r>
-      <w:r>
-        <w:rPr>
-          <w:rStyle w:val="VerbatimChar"/>
-        </w:rPr>
-        <w:t xml:space="preserve">                  │       심사결과, 리스크, OTD,    │</w:t>
-      </w:r>
-      <w:r>
-        <w:br/>
-      </w:r>
-      <w:r>
-        <w:rPr>
-          <w:rStyle w:val="VerbatimChar"/>
-        </w:rPr>
-        <w:t xml:space="preserve">                  │       안전, 자원, 개선기회       │</w:t>
-      </w:r>
-      <w:r>
-        <w:br/>
-      </w:r>
-      <w:r>
-        <w:rPr>
-          <w:rStyle w:val="VerbatimChar"/>
-        </w:rPr>
-        <w:t xml:space="preserve">                  └──────────────────────────────┘</w:t>
-      </w:r>
-      <w:r>
-        <w:br/>
-      </w:r>
-      <w:r>
-        <w:rPr>
-          <w:rStyle w:val="VerbatimChar"/>
-        </w:rPr>
-        <w:t xml:space="preserve">                         │</w:t>
-      </w:r>
-      <w:r>
-        <w:br/>
-      </w:r>
-      <w:r>
-        <w:rPr>
-          <w:rStyle w:val="VerbatimChar"/>
-        </w:rPr>
-        <w:t xml:space="preserve">                         ▼</w:t>
-      </w:r>
-      <w:r>
-        <w:br/>
-      </w:r>
-      <w:r>
-        <w:rPr>
-          <w:rStyle w:val="VerbatimChar"/>
-        </w:rPr>
-        <w:t xml:space="preserve">                  ┌──────────────┐</w:t>
-      </w:r>
-      <w:r>
-        <w:br/>
-      </w:r>
-      <w:r>
-        <w:rPr>
-          <w:rStyle w:val="VerbatimChar"/>
-        </w:rPr>
-        <w:t xml:space="preserve">                  │  출력 결정    │</w:t>
-      </w:r>
-      <w:r>
-        <w:br/>
-      </w:r>
-      <w:r>
-        <w:rPr>
-          <w:rStyle w:val="VerbatimChar"/>
-        </w:rPr>
-        <w:t xml:space="preserve">                  │  (개선/변경/  │</w:t>
-      </w:r>
-      <w:r>
-        <w:br/>
-      </w:r>
-      <w:r>
-        <w:rPr>
-          <w:rStyle w:val="VerbatimChar"/>
-        </w:rPr>
-        <w:t xml:space="preserve">                  │   자원 배분)  │</w:t>
-      </w:r>
-      <w:r>
-        <w:br/>
-      </w:r>
-      <w:r>
-        <w:rPr>
-          <w:rStyle w:val="VerbatimChar"/>
-        </w:rPr>
-        <w:t xml:space="preserve">                  └──────────────┘</w:t>
-      </w:r>
-      <w:r>
-        <w:br/>
-      </w:r>
-      <w:r>
-        <w:rPr>
-          <w:rStyle w:val="VerbatimChar"/>
-        </w:rPr>
-        <w:t xml:space="preserve">                         │</w:t>
-      </w:r>
-      <w:r>
-        <w:br/>
-      </w:r>
-      <w:r>
-        <w:rPr>
-          <w:rStyle w:val="VerbatimChar"/>
-        </w:rPr>
-        <w:t xml:space="preserve">                         ▼</w:t>
-      </w:r>
-      <w:r>
-        <w:br/>
-      </w:r>
-      <w:r>
-        <w:rPr>
-          <w:rStyle w:val="VerbatimChar"/>
-        </w:rPr>
-        <w:t xml:space="preserve">                  ┌──────────────┐     ┌──────────────┐</w:t>
-      </w:r>
-      <w:r>
-        <w:br/>
-      </w:r>
-      <w:r>
-        <w:rPr>
-          <w:rStyle w:val="VerbatimChar"/>
-        </w:rPr>
-        <w:t xml:space="preserve">                  │  회의록 배포  │────→│  조치 사항    │</w:t>
-      </w:r>
-      <w:r>
-        <w:br/>
-      </w:r>
-      <w:r>
-        <w:rPr>
-          <w:rStyle w:val="VerbatimChar"/>
-        </w:rPr>
-        <w:t xml:space="preserve">                  │  (1주 이내)  │     │  이행 추적    │</w:t>
-      </w:r>
-      <w:r>
-        <w:br/>
-      </w:r>
-      <w:r>
-        <w:rPr>
-          <w:rStyle w:val="VerbatimChar"/>
-        </w:rPr>
-        <w:t xml:space="preserve">                  └──────────────┘     └──────────────┘</w:t>
-      </w:r>
-      <w:r>
-        <w:br/>
-      </w:r>
-      <w:r>
-        <w:rPr>
-          <w:rStyle w:val="VerbatimChar"/>
-        </w:rPr>
-        <w:t xml:space="preserve">                                              │</w:t>
-      </w:r>
-      <w:r>
-        <w:br/>
-      </w:r>
-      <w:r>
-        <w:rPr>
-          <w:rStyle w:val="VerbatimChar"/>
-        </w:rPr>
-        <w:t xml:space="preserve">                                              ▼</w:t>
-      </w:r>
-      <w:r>
-        <w:br/>
-      </w:r>
-      <w:r>
-        <w:rPr>
-          <w:rStyle w:val="VerbatimChar"/>
-        </w:rPr>
-        <w:t xml:space="preserve">                                       ┌──────────────┐</w:t>
-      </w:r>
-      <w:r>
-        <w:br/>
-      </w:r>
-      <w:r>
-        <w:rPr>
-          <w:rStyle w:val="VerbatimChar"/>
-        </w:rPr>
-        <w:t xml:space="preserve">                                       │  차기 경영검토│</w:t>
-      </w:r>
-      <w:r>
-        <w:br/>
-      </w:r>
-      <w:r>
-        <w:rPr>
-          <w:rStyle w:val="VerbatimChar"/>
-        </w:rPr>
-        <w:t xml:space="preserve">                                       │  이행 보고    │</w:t>
-      </w:r>
-      <w:r>
-        <w:br/>
-      </w:r>
-      <w:r>
-        <w:rPr>
-          <w:rStyle w:val="VerbatimChar"/>
-        </w:rPr>
-        <w:t xml:space="preserve">                                       └──────────────┘</w:t>
-      </w:r>
-    </w:p>
+    <w:tbl>
+      <w:tblPr>
+        <w:tblLook w:firstColumn="1" w:firstRow="1" w:lastColumn="0" w:lastRow="0" w:noHBand="0" w:noVBand="1" w:val="04A0"/>
+        <w:tblW w:w="8788" w:type="dxa"/>
+        <w:tblBorders>
+          <w:top w:val="single" w:sz="4" w:color="2E74B5" w:space="0"/>
+          <w:left w:val="single" w:sz="4" w:color="2E74B5" w:space="0"/>
+          <w:bottom w:val="single" w:sz="4" w:color="2E74B5" w:space="0"/>
+          <w:right w:val="single" w:sz="4" w:color="2E74B5" w:space="0"/>
+          <w:insideH w:val="single" w:sz="4" w:color="BDD7EE" w:space="0"/>
+          <w:insideV w:val="single" w:sz="2" w:color="D9D9D9" w:space="0"/>
+        </w:tblBorders>
+      </w:tblPr>
+      <w:tblGrid>
+        <w:gridCol w:w="8788"/>
+      </w:tblGrid>
+      <w:tr>
+        <w:tc>
+          <w:tcPr>
+            <w:tcW w:w="8788" w:type="dxa"/>
+            <w:tcMar>
+              <w:top w:w="80" w:type="dxa"/>
+              <w:left w:w="140" w:type="dxa"/>
+              <w:bottom w:w="80" w:type="dxa"/>
+              <w:right w:w="140" w:type="dxa"/>
+            </w:tcMar>
+          </w:tcPr>
+          <w:p>
+            <w:pPr>
+              <w:spacing w:before="0" w:after="0" w:line="240" w:lineRule="auto"/>
+            </w:pPr>
+            <w:r>
+              <w:rPr>
+                <w:rFonts w:ascii="Courier New" w:hAnsi="Courier New" w:eastAsia="NanumGothicCoding"/>
+                <w:sz w:val="18"/>
+                <w:szCs w:val="18"/>
+              </w:rPr>
+              <w:t xml:space="preserve">┌──────────────┐     ┌──────────────┐     ┌──────────────┐</w:t>
+            </w:r>
+          </w:p>
+          <w:p>
+            <w:pPr>
+              <w:spacing w:before="0" w:after="0" w:line="240" w:lineRule="auto"/>
+            </w:pPr>
+            <w:r>
+              <w:rPr>
+                <w:rFonts w:ascii="Courier New" w:hAnsi="Courier New" w:eastAsia="NanumGothicCoding"/>
+                <w:sz w:val="18"/>
+                <w:szCs w:val="18"/>
+              </w:rPr>
+              <w:t xml:space="preserve">│  연간 계획    │     │  데이터 수집  │     │  보고서 초안  │</w:t>
+            </w:r>
+          </w:p>
+          <w:p>
+            <w:pPr>
+              <w:spacing w:before="0" w:after="0" w:line="240" w:lineRule="auto"/>
+            </w:pPr>
+            <w:r>
+              <w:rPr>
+                <w:rFonts w:ascii="Courier New" w:hAnsi="Courier New" w:eastAsia="NanumGothicCoding"/>
+                <w:sz w:val="18"/>
+                <w:szCs w:val="18"/>
+              </w:rPr>
+              <w:t xml:space="preserve">│  (주기 설정)  │────→│  (검토 2주전) │────→│  (검토 1주전) │</w:t>
+            </w:r>
+          </w:p>
+          <w:p>
+            <w:pPr>
+              <w:spacing w:before="0" w:after="0" w:line="240" w:lineRule="auto"/>
+            </w:pPr>
+            <w:r>
+              <w:rPr>
+                <w:rFonts w:ascii="Courier New" w:hAnsi="Courier New" w:eastAsia="NanumGothicCoding"/>
+                <w:sz w:val="18"/>
+                <w:szCs w:val="18"/>
+              </w:rPr>
+              <w:t xml:space="preserve">└──────────────┘     └──────────────┘     └──────────────┘</w:t>
+            </w:r>
+          </w:p>
+          <w:p>
+            <w:pPr>
+              <w:spacing w:before="0" w:after="0" w:line="240" w:lineRule="auto"/>
+            </w:pPr>
+            <w:r>
+              <w:rPr>
+                <w:rFonts w:ascii="Courier New" w:hAnsi="Courier New" w:eastAsia="NanumGothicCoding"/>
+                <w:sz w:val="18"/>
+                <w:szCs w:val="18"/>
+              </w:rPr>
+              <w:t xml:space="preserve">                                                │</w:t>
+            </w:r>
+          </w:p>
+          <w:p>
+            <w:pPr>
+              <w:spacing w:before="0" w:after="0" w:line="240" w:lineRule="auto"/>
+            </w:pPr>
+            <w:r>
+              <w:rPr>
+                <w:rFonts w:ascii="Courier New" w:hAnsi="Courier New" w:eastAsia="NanumGothicCoding"/>
+                <w:sz w:val="18"/>
+                <w:szCs w:val="18"/>
+              </w:rPr>
+              <w:t xml:space="preserve">                         ┌──────────────────────┘</w:t>
+            </w:r>
+          </w:p>
+          <w:p>
+            <w:pPr>
+              <w:spacing w:before="0" w:after="0" w:line="240" w:lineRule="auto"/>
+            </w:pPr>
+            <w:r>
+              <w:rPr>
+                <w:rFonts w:ascii="Courier New" w:hAnsi="Courier New" w:eastAsia="NanumGothicCoding"/>
+                <w:sz w:val="18"/>
+                <w:szCs w:val="18"/>
+              </w:rPr>
+              <w:t xml:space="preserve">                         ▼</w:t>
+            </w:r>
+          </w:p>
+          <w:p>
+            <w:pPr>
+              <w:spacing w:before="0" w:after="0" w:line="240" w:lineRule="auto"/>
+            </w:pPr>
+            <w:r>
+              <w:rPr>
+                <w:rFonts w:ascii="Courier New" w:hAnsi="Courier New" w:eastAsia="NanumGothicCoding"/>
+                <w:sz w:val="18"/>
+                <w:szCs w:val="18"/>
+              </w:rPr>
+              <w:t xml:space="preserve">                  ┌──────────────────────────────┐</w:t>
+            </w:r>
+          </w:p>
+          <w:p>
+            <w:pPr>
+              <w:spacing w:before="0" w:after="0" w:line="240" w:lineRule="auto"/>
+            </w:pPr>
+            <w:r>
+              <w:rPr>
+                <w:rFonts w:ascii="Courier New" w:hAnsi="Courier New" w:eastAsia="NanumGothicCoding"/>
+                <w:sz w:val="18"/>
+                <w:szCs w:val="18"/>
+              </w:rPr>
+              <w:t xml:space="preserve">                  │  경영검토 회의                  │</w:t>
+            </w:r>
+          </w:p>
+          <w:p>
+            <w:pPr>
+              <w:spacing w:before="0" w:after="0" w:line="240" w:lineRule="auto"/>
+            </w:pPr>
+            <w:r>
+              <w:rPr>
+                <w:rFonts w:ascii="Courier New" w:hAnsi="Courier New" w:eastAsia="NanumGothicCoding"/>
+                <w:sz w:val="18"/>
+                <w:szCs w:val="18"/>
+              </w:rPr>
+              <w:t xml:space="preserve">                  │  (대표이사 주관, 약 2시간)       │</w:t>
+            </w:r>
+          </w:p>
+          <w:p>
+            <w:pPr>
+              <w:spacing w:before="0" w:after="0" w:line="240" w:lineRule="auto"/>
+            </w:pPr>
+            <w:r>
+              <w:rPr>
+                <w:rFonts w:ascii="Courier New" w:hAnsi="Courier New" w:eastAsia="NanumGothicCoding"/>
+                <w:sz w:val="18"/>
+                <w:szCs w:val="18"/>
+              </w:rPr>
+              <w:t xml:space="preserve">                  │                               │</w:t>
+            </w:r>
+          </w:p>
+          <w:p>
+            <w:pPr>
+              <w:spacing w:before="0" w:after="0" w:line="240" w:lineRule="auto"/>
+            </w:pPr>
+            <w:r>
+              <w:rPr>
+                <w:rFonts w:ascii="Courier New" w:hAnsi="Courier New" w:eastAsia="NanumGothicCoding"/>
+                <w:sz w:val="18"/>
+                <w:szCs w:val="18"/>
+              </w:rPr>
+              <w:t xml:space="preserve">                  │  입력: QMS 성과, 고객만족,      │</w:t>
+            </w:r>
+          </w:p>
+          <w:p>
+            <w:pPr>
+              <w:spacing w:before="0" w:after="0" w:line="240" w:lineRule="auto"/>
+            </w:pPr>
+            <w:r>
+              <w:rPr>
+                <w:rFonts w:ascii="Courier New" w:hAnsi="Courier New" w:eastAsia="NanumGothicCoding"/>
+                <w:sz w:val="18"/>
+                <w:szCs w:val="18"/>
+              </w:rPr>
+              <w:t xml:space="preserve">                  │       심사결과, 리스크, OTD,    │</w:t>
+            </w:r>
+          </w:p>
+          <w:p>
+            <w:pPr>
+              <w:spacing w:before="0" w:after="0" w:line="240" w:lineRule="auto"/>
+            </w:pPr>
+            <w:r>
+              <w:rPr>
+                <w:rFonts w:ascii="Courier New" w:hAnsi="Courier New" w:eastAsia="NanumGothicCoding"/>
+                <w:sz w:val="18"/>
+                <w:szCs w:val="18"/>
+              </w:rPr>
+              <w:t xml:space="preserve">                  │       안전, 자원, 개선기회       │</w:t>
+            </w:r>
+          </w:p>
+          <w:p>
+            <w:pPr>
+              <w:spacing w:before="0" w:after="0" w:line="240" w:lineRule="auto"/>
+            </w:pPr>
+            <w:r>
+              <w:rPr>
+                <w:rFonts w:ascii="Courier New" w:hAnsi="Courier New" w:eastAsia="NanumGothicCoding"/>
+                <w:sz w:val="18"/>
+                <w:szCs w:val="18"/>
+              </w:rPr>
+              <w:t xml:space="preserve">                  └──────────────────────────────┘</w:t>
+            </w:r>
+          </w:p>
+          <w:p>
+            <w:pPr>
+              <w:spacing w:before="0" w:after="0" w:line="240" w:lineRule="auto"/>
+            </w:pPr>
+            <w:r>
+              <w:rPr>
+                <w:rFonts w:ascii="Courier New" w:hAnsi="Courier New" w:eastAsia="NanumGothicCoding"/>
+                <w:sz w:val="18"/>
+                <w:szCs w:val="18"/>
+              </w:rPr>
+              <w:t xml:space="preserve">                         │</w:t>
+            </w:r>
+          </w:p>
+          <w:p>
+            <w:pPr>
+              <w:spacing w:before="0" w:after="0" w:line="240" w:lineRule="auto"/>
+            </w:pPr>
+            <w:r>
+              <w:rPr>
+                <w:rFonts w:ascii="Courier New" w:hAnsi="Courier New" w:eastAsia="NanumGothicCoding"/>
+                <w:sz w:val="18"/>
+                <w:szCs w:val="18"/>
+              </w:rPr>
+              <w:t xml:space="preserve">                         ▼</w:t>
+            </w:r>
+          </w:p>
+          <w:p>
+            <w:pPr>
+              <w:spacing w:before="0" w:after="0" w:line="240" w:lineRule="auto"/>
+            </w:pPr>
+            <w:r>
+              <w:rPr>
+                <w:rFonts w:ascii="Courier New" w:hAnsi="Courier New" w:eastAsia="NanumGothicCoding"/>
+                <w:sz w:val="18"/>
+                <w:szCs w:val="18"/>
+              </w:rPr>
+              <w:t xml:space="preserve">                  ┌──────────────┐</w:t>
+            </w:r>
+          </w:p>
+          <w:p>
+            <w:pPr>
+              <w:spacing w:before="0" w:after="0" w:line="240" w:lineRule="auto"/>
+            </w:pPr>
+            <w:r>
+              <w:rPr>
+                <w:rFonts w:ascii="Courier New" w:hAnsi="Courier New" w:eastAsia="NanumGothicCoding"/>
+                <w:sz w:val="18"/>
+                <w:szCs w:val="18"/>
+              </w:rPr>
+              <w:t xml:space="preserve">                  │  출력 결정    │</w:t>
+            </w:r>
+          </w:p>
+          <w:p>
+            <w:pPr>
+              <w:spacing w:before="0" w:after="0" w:line="240" w:lineRule="auto"/>
+            </w:pPr>
+            <w:r>
+              <w:rPr>
+                <w:rFonts w:ascii="Courier New" w:hAnsi="Courier New" w:eastAsia="NanumGothicCoding"/>
+                <w:sz w:val="18"/>
+                <w:szCs w:val="18"/>
+              </w:rPr>
+              <w:t xml:space="preserve">                  │  (개선/변경/  │</w:t>
+            </w:r>
+          </w:p>
+          <w:p>
+            <w:pPr>
+              <w:spacing w:before="0" w:after="0" w:line="240" w:lineRule="auto"/>
+            </w:pPr>
+            <w:r>
+              <w:rPr>
+                <w:rFonts w:ascii="Courier New" w:hAnsi="Courier New" w:eastAsia="NanumGothicCoding"/>
+                <w:sz w:val="18"/>
+                <w:szCs w:val="18"/>
+              </w:rPr>
+              <w:t xml:space="preserve">                  │   자원 배분)  │</w:t>
+            </w:r>
+          </w:p>
+          <w:p>
+            <w:pPr>
+              <w:spacing w:before="0" w:after="0" w:line="240" w:lineRule="auto"/>
+            </w:pPr>
+            <w:r>
+              <w:rPr>
+                <w:rFonts w:ascii="Courier New" w:hAnsi="Courier New" w:eastAsia="NanumGothicCoding"/>
+                <w:sz w:val="18"/>
+                <w:szCs w:val="18"/>
+              </w:rPr>
+              <w:t xml:space="preserve">                  └──────────────┘</w:t>
+            </w:r>
+          </w:p>
+          <w:p>
+            <w:pPr>
+              <w:spacing w:before="0" w:after="0" w:line="240" w:lineRule="auto"/>
+            </w:pPr>
+            <w:r>
+              <w:rPr>
+                <w:rFonts w:ascii="Courier New" w:hAnsi="Courier New" w:eastAsia="NanumGothicCoding"/>
+                <w:sz w:val="18"/>
+                <w:szCs w:val="18"/>
+              </w:rPr>
+              <w:t xml:space="preserve">                         │</w:t>
+            </w:r>
+          </w:p>
+          <w:p>
+            <w:pPr>
+              <w:spacing w:before="0" w:after="0" w:line="240" w:lineRule="auto"/>
+            </w:pPr>
+            <w:r>
+              <w:rPr>
+                <w:rFonts w:ascii="Courier New" w:hAnsi="Courier New" w:eastAsia="NanumGothicCoding"/>
+                <w:sz w:val="18"/>
+                <w:szCs w:val="18"/>
+              </w:rPr>
+              <w:t xml:space="preserve">                         ▼</w:t>
+            </w:r>
+          </w:p>
+          <w:p>
+            <w:pPr>
+              <w:spacing w:before="0" w:after="0" w:line="240" w:lineRule="auto"/>
+            </w:pPr>
+            <w:r>
+              <w:rPr>
+                <w:rFonts w:ascii="Courier New" w:hAnsi="Courier New" w:eastAsia="NanumGothicCoding"/>
+                <w:sz w:val="18"/>
+                <w:szCs w:val="18"/>
+              </w:rPr>
+              <w:t xml:space="preserve">                  ┌──────────────┐     ┌──────────────┐</w:t>
+            </w:r>
+          </w:p>
+          <w:p>
+            <w:pPr>
+              <w:spacing w:before="0" w:after="0" w:line="240" w:lineRule="auto"/>
+            </w:pPr>
+            <w:r>
+              <w:rPr>
+                <w:rFonts w:ascii="Courier New" w:hAnsi="Courier New" w:eastAsia="NanumGothicCoding"/>
+                <w:sz w:val="18"/>
+                <w:szCs w:val="18"/>
+              </w:rPr>
+              <w:t xml:space="preserve">                  │  회의록 배포  │────→│  조치 사항    │</w:t>
+            </w:r>
+          </w:p>
+          <w:p>
+            <w:pPr>
+              <w:spacing w:before="0" w:after="0" w:line="240" w:lineRule="auto"/>
+            </w:pPr>
+            <w:r>
+              <w:rPr>
+                <w:rFonts w:ascii="Courier New" w:hAnsi="Courier New" w:eastAsia="NanumGothicCoding"/>
+                <w:sz w:val="18"/>
+                <w:szCs w:val="18"/>
+              </w:rPr>
+              <w:t xml:space="preserve">                  │  (1주 이내)  │     │  이행 추적    │</w:t>
+            </w:r>
+          </w:p>
+          <w:p>
+            <w:pPr>
+              <w:spacing w:before="0" w:after="0" w:line="240" w:lineRule="auto"/>
+            </w:pPr>
+            <w:r>
+              <w:rPr>
+                <w:rFonts w:ascii="Courier New" w:hAnsi="Courier New" w:eastAsia="NanumGothicCoding"/>
+                <w:sz w:val="18"/>
+                <w:szCs w:val="18"/>
+              </w:rPr>
+              <w:t xml:space="preserve">                  └──────────────┘     └──────────────┘</w:t>
+            </w:r>
+          </w:p>
+          <w:p>
+            <w:pPr>
+              <w:spacing w:before="0" w:after="0" w:line="240" w:lineRule="auto"/>
+            </w:pPr>
+            <w:r>
+              <w:rPr>
+                <w:rFonts w:ascii="Courier New" w:hAnsi="Courier New" w:eastAsia="NanumGothicCoding"/>
+                <w:sz w:val="18"/>
+                <w:szCs w:val="18"/>
+              </w:rPr>
+              <w:t xml:space="preserve">                                              │</w:t>
+            </w:r>
+          </w:p>
+          <w:p>
+            <w:pPr>
+              <w:spacing w:before="0" w:after="0" w:line="240" w:lineRule="auto"/>
+            </w:pPr>
+            <w:r>
+              <w:rPr>
+                <w:rFonts w:ascii="Courier New" w:hAnsi="Courier New" w:eastAsia="NanumGothicCoding"/>
+                <w:sz w:val="18"/>
+                <w:szCs w:val="18"/>
+              </w:rPr>
+              <w:t xml:space="preserve">                                              ▼</w:t>
+            </w:r>
+          </w:p>
+          <w:p>
+            <w:pPr>
+              <w:spacing w:before="0" w:after="0" w:line="240" w:lineRule="auto"/>
+            </w:pPr>
+            <w:r>
+              <w:rPr>
+                <w:rFonts w:ascii="Courier New" w:hAnsi="Courier New" w:eastAsia="NanumGothicCoding"/>
+                <w:sz w:val="18"/>
+                <w:szCs w:val="18"/>
+              </w:rPr>
+              <w:t xml:space="preserve">                                       ┌──────────────┐</w:t>
+            </w:r>
+          </w:p>
+          <w:p>
+            <w:pPr>
+              <w:spacing w:before="0" w:after="0" w:line="240" w:lineRule="auto"/>
+            </w:pPr>
+            <w:r>
+              <w:rPr>
+                <w:rFonts w:ascii="Courier New" w:hAnsi="Courier New" w:eastAsia="NanumGothicCoding"/>
+                <w:sz w:val="18"/>
+                <w:szCs w:val="18"/>
+              </w:rPr>
+              <w:t xml:space="preserve">                                       │  차기 경영검토│</w:t>
+            </w:r>
+          </w:p>
+          <w:p>
+            <w:pPr>
+              <w:spacing w:before="0" w:after="0" w:line="240" w:lineRule="auto"/>
+            </w:pPr>
+            <w:r>
+              <w:rPr>
+                <w:rFonts w:ascii="Courier New" w:hAnsi="Courier New" w:eastAsia="NanumGothicCoding"/>
+                <w:sz w:val="18"/>
+                <w:szCs w:val="18"/>
+              </w:rPr>
+              <w:t xml:space="preserve">                                       │  이행 보고    │</w:t>
+            </w:r>
+          </w:p>
+          <w:p>
+            <w:pPr>
+              <w:spacing w:before="0" w:after="0" w:line="240" w:lineRule="auto"/>
+            </w:pPr>
+            <w:r>
+              <w:rPr>
+                <w:rFonts w:ascii="Courier New" w:hAnsi="Courier New" w:eastAsia="NanumGothicCoding"/>
+                <w:sz w:val="18"/>
+                <w:szCs w:val="18"/>
+              </w:rPr>
+              <w:t xml:space="preserve">                                       └──────────────┘</w:t>
+            </w:r>
+          </w:p>
+        </w:tc>
+      </w:tr>
+    </w:tbl>
     <w:p>
       <w:pPr>
         <w:pStyle w:val="FirstParagraph"/>
@@ -7895,8 +7891,8 @@
     <w:rPrDefault>
       <w:rPr>
         <w:rFonts w:asciiTheme="minorHAnsi" w:cstheme="minorBidi" w:eastAsiaTheme="minorEastAsia" w:hAnsiTheme="minorHAnsi"/>
-        <w:sz w:val="24"/>
-        <w:szCs w:val="24"/>
+        <w:sz w:val="20"/>
+        <w:szCs w:val="20"/>
         <w:lang w:bidi="ar-SA" w:eastAsia="zh-CN" w:val="en-US"/>
       </w:rPr>
     </w:rPrDefault>
@@ -7964,8 +7960,8 @@
     </w:pPr>
     <w:rPr>
       <w:rFonts w:asciiTheme="majorHAnsi" w:cstheme="majorBidi" w:eastAsiaTheme="majorEastAsia" w:hAnsiTheme="majorHAnsi"/>
-      <w:sz w:val="56"/>
-      <w:szCs w:val="56"/>
+      <w:sz w:val="44"/>
+      <w:szCs w:val="44"/>
     </w:rPr>
   </w:style>
   <w:style w:customStyle="1" w:styleId="TitleChar" w:type="character">
@@ -7976,8 +7972,8 @@
     <w:rsid w:val="00A10FD9"/>
     <w:rPr>
       <w:rFonts w:asciiTheme="majorHAnsi" w:cstheme="majorBidi" w:eastAsiaTheme="majorEastAsia" w:hAnsiTheme="majorHAnsi"/>
-      <w:sz w:val="56"/>
-      <w:szCs w:val="56"/>
+      <w:sz w:val="44"/>
+      <w:szCs w:val="44"/>
     </w:rPr>
   </w:style>
   <w:style w:styleId="Subtitle" w:type="paragraph">
@@ -8099,8 +8095,8 @@
     <w:rPr>
       <w:rFonts w:asciiTheme="majorHAnsi" w:cstheme="majorBidi" w:eastAsiaTheme="majorEastAsia" w:hAnsiTheme="majorHAnsi"/>
       <w:color w:themeColor="accent1" w:themeShade="BF" w:val="0F4761"/>
-      <w:sz w:val="40"/>
-      <w:szCs w:val="40"/>
+      <w:sz w:val="32"/>
+      <w:szCs w:val="32"/>
     </w:rPr>
   </w:style>
   <w:style w:styleId="Heading2" w:type="paragraph">
@@ -8290,8 +8286,8 @@
     <w:rPr>
       <w:rFonts w:asciiTheme="majorHAnsi" w:cstheme="majorBidi" w:eastAsiaTheme="majorEastAsia" w:hAnsiTheme="majorHAnsi"/>
       <w:color w:themeColor="accent1" w:themeShade="BF" w:val="0F4761"/>
-      <w:sz w:val="40"/>
-      <w:szCs w:val="40"/>
+      <w:sz w:val="32"/>
+      <w:szCs w:val="32"/>
     </w:rPr>
   </w:style>
   <w:style w:customStyle="1" w:styleId="Heading2Char" w:type="character">
